--- a/downloads/sections/t16-l01-911-is-a-location-not-a-prefix-sources.docx
+++ b/downloads/sections/t16-l01-911-is-a-location-not-a-prefix-sources.docx
@@ -29,7 +29,7 @@
     </w:p>
     <w:p>
       <w:r>
-        <w:t>confirm. The 2022 data sheet says US and territories. The EULA text this lab read also says US or Canada. Re-read both before you publish a coverage map.. last checked 2026-10.</w:t>
+        <w:t>confirm. The 2022 data sheet says US and territories. The EULA text this lab read also says US or Canada. Re-read both before you publish a coverage map. last checked 2026-10.</w:t>
       </w:r>
     </w:p>
   </w:body>
